--- a/configs/templates/amikon-angebot-de.docx
+++ b/configs/templates/amikon-angebot-de.docx
@@ -1769,6 +1769,144 @@
           <w:p>
             <w:pPr>
               <w:jc w:val="both"/>
+              <w:rPr>
+                <w:rFonts w:ascii="Arial" w:hAnsi="Arial" w:cs="Arial"/>
+                <w:sz w:val="18"/>
+                <w:szCs w:val="18"/>
+                <w:lang w:val="en"/>
+              </w:rPr>
+            </w:pPr>
+          </w:p>
+        </w:tc>
+      </w:tr>
+      <w:tr>
+        <w:trPr>
+          <w:trHeight w:val="113"/>
+        </w:trPr>
+        <w:tc>
+          <w:tcPr>
+            <w:tcW w:w="1844" w:type="dxa"/>
+            <w:tcBorders>
+              <w:top w:val="nil"/>
+              <w:left w:val="nil"/>
+              <w:bottom w:val="nil"/>
+              <w:right w:val="nil"/>
+            </w:tcBorders>
+            <w:vAlign w:val="center"/>
+          </w:tcPr>
+          <w:p>
+            <w:pPr>
+              <w:jc w:val="left"/>
+              <w:rPr>
+                <w:rFonts w:ascii="Arial" w:hAnsi="Arial" w:cs="Arial"/>
+                <w:sz w:val="16"/>
+                <w:szCs w:val="16"/>
+                <w:lang w:val="en"/>
+              </w:rPr>
+            </w:pPr>
+            <w:r>
+              <w:rPr>
+                <w:rFonts w:ascii="Arial" w:hAnsi="Arial" w:cs="Arial"/>
+                <w:sz w:val="16"/>
+                <w:szCs w:val="16"/>
+                <w:lang w:val="en"/>
+              </w:rPr>
+              <w:t xml:space="preserve"> Lieferadresse:</w:t>
+            </w:r>
+          </w:p>
+        </w:tc>
+        <w:tc>
+          <w:tcPr>
+            <w:tcW w:w="3402" w:type="dxa"/>
+            <w:tcBorders>
+              <w:top w:val="nil"/>
+              <w:left w:val="nil"/>
+              <w:bottom w:val="nil"/>
+              <w:right w:val="nil"/>
+            </w:tcBorders>
+            <w:vAlign w:val="center"/>
+          </w:tcPr>
+          <w:p>
+            <w:pPr>
+              <w:jc w:val="left"/>
+              <w:rPr>
+                <w:rFonts w:ascii="Arial" w:hAnsi="Arial" w:cs="Arial"/>
+                <w:sz w:val="16"/>
+                <w:szCs w:val="16"/>
+                <w:lang w:val="en"/>
+              </w:rPr>
+            </w:pPr>
+            <w:r>
+              <w:rPr>
+                <w:rFonts w:ascii="Arial" w:hAnsi="Arial" w:cs="Arial"/>
+                <w:sz w:val="16"/>
+                <w:szCs w:val="16"/>
+                <w:lang w:val="en"/>
+              </w:rPr>
+              <w:t xml:space="preserve">{{lieferadresse}}</w:t>
+            </w:r>
+          </w:p>
+        </w:tc>
+        <w:tc>
+          <w:tcPr>
+            <w:tcW w:w="283" w:type="dxa"/>
+            <w:tcBorders>
+              <w:top w:val="nil"/>
+              <w:left w:val="nil"/>
+              <w:bottom w:val="nil"/>
+              <w:right w:val="nil"/>
+            </w:tcBorders>
+            <w:vAlign w:val="center"/>
+          </w:tcPr>
+          <w:p>
+            <w:pPr>
+              <w:jc w:val="left"/>
+              <w:rPr>
+                <w:rFonts w:ascii="Arial" w:hAnsi="Arial" w:cs="Arial"/>
+                <w:sz w:val="18"/>
+                <w:szCs w:val="18"/>
+                <w:lang w:val="en"/>
+              </w:rPr>
+            </w:pPr>
+          </w:p>
+        </w:tc>
+        <w:tc>
+          <w:tcPr>
+            <w:tcW w:w="2977" w:type="dxa"/>
+            <w:tcBorders>
+              <w:top w:val="nil"/>
+              <w:left w:val="nil"/>
+              <w:bottom w:val="nil"/>
+              <w:right w:val="nil"/>
+            </w:tcBorders>
+            <w:vAlign w:val="center"/>
+          </w:tcPr>
+          <w:p>
+            <w:pPr>
+              <w:jc w:val="left"/>
+              <w:rPr>
+                <w:rFonts w:ascii="Arial" w:hAnsi="Arial" w:cs="Arial"/>
+                <w:sz w:val="18"/>
+                <w:szCs w:val="18"/>
+                <w:lang w:val="en"/>
+              </w:rPr>
+            </w:pPr>
+          </w:p>
+        </w:tc>
+        <w:tc>
+          <w:tcPr>
+            <w:tcW w:w="1545" w:type="dxa"/>
+            <w:tcBorders>
+              <w:top w:val="single" w:sz="4" w:space="0" w:color="auto"/>
+              <w:left w:val="nil"/>
+              <w:bottom w:val="nil"/>
+              <w:right w:val="nil"/>
+            </w:tcBorders>
+            <w:vAlign w:val="center"/>
+          </w:tcPr>
+          <w:p>
+            <w:pPr>
+              <w:jc w:val="left"/>
               <w:rPr>
                 <w:rFonts w:ascii="Arial" w:hAnsi="Arial" w:cs="Arial"/>
                 <w:sz w:val="18"/>

--- a/configs/templates/amikon-angebot-de.docx
+++ b/configs/templates/amikon-angebot-de.docx
@@ -1629,153 +1629,6 @@
               </w:rPr>
               <w:t xml:space="preserve">{{endbetrag}}</w:t>
             </w:r>
-          </w:p>
-        </w:tc>
-      </w:tr>
-      <w:tr>
-        <w:trPr>
-          <w:trHeight w:val="113"/>
-        </w:trPr>
-        <w:tc>
-          <w:tcPr>
-            <w:tcW w:w="1844" w:type="dxa"/>
-            <w:tcBorders>
-              <w:top w:val="nil"/>
-              <w:left w:val="nil"/>
-              <w:bottom w:val="nil"/>
-              <w:right w:val="nil"/>
-            </w:tcBorders>
-            <w:vAlign w:val="center"/>
-          </w:tcPr>
-          <w:p>
-            <w:pPr>
-              <w:jc w:val="both"/>
-              <w:rPr>
-                <w:rFonts w:ascii="Arial" w:hAnsi="Arial" w:cs="Arial"/>
-                <w:sz w:val="16"/>
-                <w:szCs w:val="16"/>
-                <w:lang w:val="en"/>
-              </w:rPr>
-            </w:pPr>
-            <w:r>
-              <w:rPr>
-                <w:rFonts w:ascii="Arial" w:hAnsi="Arial" w:cs="Arial"/>
-                <w:sz w:val="16"/>
-                <w:szCs w:val="16"/>
-                <w:lang w:val="en"/>
-              </w:rPr>
-              <w:t xml:space="preserve"> </w:t>
-            </w:r>
-            <w:r>
-              <w:rPr>
-                <w:rFonts w:ascii="Arial" w:hAnsi="Arial" w:cs="Arial"/>
-                <w:sz w:val="16"/>
-                <w:szCs w:val="16"/>
-                <w:lang w:val="en"/>
-              </w:rPr>
-              <w:t>Versandart:</w:t>
-            </w:r>
-          </w:p>
-        </w:tc>
-        <w:tc>
-          <w:tcPr>
-            <w:tcW w:w="3402" w:type="dxa"/>
-            <w:tcBorders>
-              <w:top w:val="nil"/>
-              <w:left w:val="nil"/>
-              <w:bottom w:val="nil"/>
-              <w:right w:val="nil"/>
-            </w:tcBorders>
-            <w:vAlign w:val="center"/>
-          </w:tcPr>
-          <w:p>
-            <w:pPr>
-              <w:jc w:val="both"/>
-              <w:rPr>
-                <w:rFonts w:ascii="Arial" w:hAnsi="Arial" w:cs="Arial"/>
-                <w:sz w:val="16"/>
-                <w:szCs w:val="16"/>
-                <w:lang w:val="en"/>
-              </w:rPr>
-            </w:pPr>
-            <w:r>
-              <w:rPr>
-                <w:rFonts w:ascii="Arial" w:hAnsi="Arial" w:cs="Arial"/>
-                <w:sz w:val="16"/>
-                <w:szCs w:val="16"/>
-                <w:lang w:val="en"/>
-              </w:rPr>
-              <w:t>Spedition oder Selbstabholung</w:t>
-            </w:r>
-          </w:p>
-        </w:tc>
-        <w:tc>
-          <w:tcPr>
-            <w:tcW w:w="283" w:type="dxa"/>
-            <w:tcBorders>
-              <w:top w:val="nil"/>
-              <w:left w:val="nil"/>
-              <w:bottom w:val="nil"/>
-              <w:right w:val="nil"/>
-            </w:tcBorders>
-            <w:vAlign w:val="center"/>
-          </w:tcPr>
-          <w:p>
-            <w:pPr>
-              <w:jc w:val="both"/>
-              <w:rPr>
-                <w:rFonts w:ascii="Arial" w:hAnsi="Arial" w:cs="Arial"/>
-                <w:sz w:val="18"/>
-                <w:szCs w:val="18"/>
-                <w:lang w:val="en"/>
-              </w:rPr>
-            </w:pPr>
-          </w:p>
-        </w:tc>
-        <w:tc>
-          <w:tcPr>
-            <w:tcW w:w="2977" w:type="dxa"/>
-            <w:tcBorders>
-              <w:top w:val="nil"/>
-              <w:left w:val="nil"/>
-              <w:bottom w:val="nil"/>
-              <w:right w:val="nil"/>
-            </w:tcBorders>
-            <w:vAlign w:val="center"/>
-          </w:tcPr>
-          <w:p>
-            <w:pPr>
-              <w:jc w:val="both"/>
-              <w:rPr>
-                <w:rFonts w:ascii="Arial" w:hAnsi="Arial" w:cs="Arial"/>
-                <w:sz w:val="18"/>
-                <w:szCs w:val="18"/>
-                <w:lang w:val="en"/>
-              </w:rPr>
-            </w:pPr>
-          </w:p>
-        </w:tc>
-        <w:tc>
-          <w:tcPr>
-            <w:tcW w:w="1545" w:type="dxa"/>
-            <w:tcBorders>
-              <w:top w:val="single" w:sz="4" w:space="0" w:color="auto"/>
-              <w:left w:val="nil"/>
-              <w:bottom w:val="nil"/>
-              <w:right w:val="nil"/>
-            </w:tcBorders>
-            <w:vAlign w:val="center"/>
-          </w:tcPr>
-          <w:p>
-            <w:pPr>
-              <w:jc w:val="both"/>
-              <w:rPr>
-                <w:rFonts w:ascii="Arial" w:hAnsi="Arial" w:cs="Arial"/>
-                <w:sz w:val="18"/>
-                <w:szCs w:val="18"/>
-                <w:lang w:val="en"/>
-              </w:rPr>
-            </w:pPr>
           </w:p>
         </w:tc>
       </w:tr>

--- a/configs/templates/amikon-angebot-de.docx
+++ b/configs/templates/amikon-angebot-de.docx
@@ -1390,7 +1390,7 @@
                 <w:szCs w:val="16"/>
                 <w:lang w:val="en"/>
               </w:rPr>
-              <w:t>Rechnung</w:t>
+              <w:t>{{zahlungsart}}</w:t>
             </w:r>
           </w:p>
         </w:tc>
